--- a/Database.docx
+++ b/Database.docx
@@ -827,19 +827,17 @@
           <w:lang w:val="en"/>
         </w:rPr>
         <w:br/>
-        <w:t xml:space="preserve">Default = 3309 to not interfere with the normal </w:t>
-      </w:r>
-      <w:r>
-        <w:rPr>
-          <w:lang w:val="en"/>
-        </w:rPr>
-        <w:t>MySQL</w:t>
-      </w:r>
-      <w:r>
-        <w:rPr>
-          <w:lang w:val="en"/>
-        </w:rPr>
-        <w:t xml:space="preserve"> Port of 3306</w:t>
+        <w:t>This is the same single port field shown above - both databases share it. Default = 3306.</w:t>
+      </w:r>
+      <w:r>
+        <w:rPr>
+          <w:lang w:val="en"/>
+        </w:rPr>
+      </w:r>
+      <w:r>
+        <w:rPr>
+          <w:lang w:val="en"/>
+        </w:rPr>
       </w:r>
     </w:p>
     <w:p>
@@ -2343,7 +2341,7 @@
     </w:p>
     <w:p>
       <w:r>
-        <w:t>Then run MysqlUpgrade.bat in Mysql\bin</w:t>
+        <w:t>Then run Upgrade.bat in Mysql\bin</w:t>
       </w:r>
     </w:p>
     <w:p>
